--- a/Shpargalka_Claude_ustanovka_i_oplata.docx
+++ b/Shpargalka_Claude_ustanovka_i_oplata.docx
@@ -500,7 +500,7 @@
             <w:r>
               <w:drawing>
                 <wp:inline distT="0" distB="0" distL="0" distR="0">
-                  <wp:extent cx="1809750" cy="2495550"/>
+                  <wp:extent cx="1809750" cy="3905250"/>
                   <wp:effectExtent t="0" r="0" b="0" l="0"/>
                   <wp:docPr id="1" name="18_appstore_today.jpg" descr="1. Значок профиля" title="1. Значок профиля"/>
                   <wp:cNvGraphicFramePr>
@@ -525,7 +525,7 @@
                         <pic:spPr bwMode="auto">
                           <a:xfrm>
                             <a:off x="0" y="0"/>
-                            <a:ext cx="1809750" cy="2495550"/>
+                            <a:ext cx="1809750" cy="3905250"/>
                           </a:xfrm>
                           <a:prstGeom prst="rect">
                             <a:avLst/>
@@ -578,7 +578,7 @@
             <w:r>
               <w:drawing>
                 <wp:inline distT="0" distB="0" distL="0" distR="0">
-                  <wp:extent cx="1809750" cy="2609850"/>
+                  <wp:extent cx="1809750" cy="3933825"/>
                   <wp:effectExtent t="0" r="0" b="0" l="0"/>
                   <wp:docPr id="1" name="16_region_account.jpg" descr="2. Своё имя" title="2. Своё имя"/>
                   <wp:cNvGraphicFramePr>
@@ -603,7 +603,7 @@
                         <pic:spPr bwMode="auto">
                           <a:xfrm>
                             <a:off x="0" y="0"/>
-                            <a:ext cx="1809750" cy="2609850"/>
+                            <a:ext cx="1809750" cy="3933825"/>
                           </a:xfrm>
                           <a:prstGeom prst="rect">
                             <a:avLst/>
@@ -656,7 +656,7 @@
             <w:r>
               <w:drawing>
                 <wp:inline distT="0" distB="0" distL="0" distR="0">
-                  <wp:extent cx="1809750" cy="2495550"/>
+                  <wp:extent cx="1809750" cy="3571875"/>
                   <wp:effectExtent t="0" r="0" b="0" l="0"/>
                   <wp:docPr id="1" name="17_region_settings.jpg" descr="3. Страна/регион" title="3. Страна/регион"/>
                   <wp:cNvGraphicFramePr>
@@ -681,7 +681,7 @@
                         <pic:spPr bwMode="auto">
                           <a:xfrm>
                             <a:off x="0" y="0"/>
-                            <a:ext cx="1809750" cy="2495550"/>
+                            <a:ext cx="1809750" cy="3571875"/>
                           </a:xfrm>
                           <a:prstGeom prst="rect">
                             <a:avLst/>

--- a/Shpargalka_Claude_ustanovka_i_oplata.docx
+++ b/Shpargalka_Claude_ustanovka_i_oplata.docx
@@ -155,7 +155,7 @@
           <w:sz w:val="22"/>
           <w:szCs w:val="22"/>
         </w:rPr>
-        <w:t xml:space="preserve">iPhone, VPN, почта Gmail (@gmail.com), приложение Сбербанка и около 25 $ на оплату первого месяца.</w:t>
+        <w:t xml:space="preserve">iPhone с iOS 18 или новее, VPN, почта Gmail (@gmail.com), приложение Сбербанка и около 25 $ на оплату первого месяца.</w:t>
       </w:r>
     </w:p>
     <w:p>
@@ -1006,6 +1006,83 @@
         <w:t xml:space="preserve">Шаг 2. Скачиваем Claude</w:t>
       </w:r>
     </w:p>
+    <w:tbl>
+      <w:tblPr>
+        <w:tblW w:type="dxa" w:w="10200"/>
+        <w:tblBorders>
+          <w:top w:val="single" w:color="auto" w:sz="4"/>
+          <w:left w:val="single" w:color="auto" w:sz="4"/>
+          <w:bottom w:val="single" w:color="auto" w:sz="4"/>
+          <w:right w:val="single" w:color="auto" w:sz="4"/>
+          <w:insideH w:val="single" w:color="auto" w:sz="4"/>
+          <w:insideV w:val="single" w:color="auto" w:sz="4"/>
+        </w:tblBorders>
+      </w:tblPr>
+      <w:tblGrid>
+        <w:gridCol w:w="10200"/>
+      </w:tblGrid>
+      <w:tr>
+        <w:tc>
+          <w:tcPr>
+            <w:tcW w:type="dxa" w:w="10200"/>
+            <w:tcBorders>
+              <w:top w:val="none" w:color="FFFFFF" w:sz="0"/>
+              <w:left w:val="single" w:color="2E6B4F" w:sz="24"/>
+              <w:bottom w:val="none" w:color="FFFFFF" w:sz="0"/>
+              <w:right w:val="none" w:color="FFFFFF" w:sz="0"/>
+            </w:tcBorders>
+            <w:shd w:fill="FFF4E0" w:val="clear"/>
+            <w:tcMar>
+              <w:top w:type="dxa" w:w="120"/>
+              <w:left w:type="dxa" w:w="200"/>
+              <w:bottom w:type="dxa" w:w="120"/>
+              <w:right w:type="dxa" w:w="200"/>
+            </w:tcMar>
+          </w:tcPr>
+          <w:p>
+            <w:pPr>
+              <w:spacing w:after="80" w:before="0"/>
+            </w:pPr>
+            <w:r>
+              <w:rPr>
+                <w:rFonts w:ascii="Arial" w:cs="Arial" w:eastAsia="Arial" w:hAnsi="Arial"/>
+                <w:b/>
+                <w:bCs/>
+                <w:sz w:val="22"/>
+                <w:szCs w:val="22"/>
+              </w:rPr>
+              <w:t xml:space="preserve">📱 Сначала проверьте версию iOS</w:t>
+            </w:r>
+          </w:p>
+          <w:p>
+            <w:pPr>
+              <w:spacing w:after="0" w:before="0"/>
+            </w:pPr>
+            <w:r>
+              <w:rPr>
+                <w:rFonts w:ascii="Arial" w:cs="Arial" w:eastAsia="Arial" w:hAnsi="Arial"/>
+                <w:sz w:val="22"/>
+                <w:szCs w:val="22"/>
+              </w:rPr>
+              <w:t xml:space="preserve">Claude устанавливается только на iPhone с iOS 18 и новее. Проверьте: Настройки → Основные → Об этом устройстве → Версия ПО. Если версия ниже 18, откройте Настройки → Основные → Обновление ПО и обновите телефон. Без этого приложение в App Store не будет доступно для загрузки.</w:t>
+            </w:r>
+          </w:p>
+        </w:tc>
+      </w:tr>
+    </w:tbl>
+    <w:p>
+      <w:pPr>
+        <w:spacing w:after="60" w:before="0"/>
+      </w:pPr>
+      <w:r>
+        <w:rPr>
+          <w:rFonts w:ascii="Arial" w:cs="Arial" w:eastAsia="Arial" w:hAnsi="Arial"/>
+          <w:sz w:val="22"/>
+          <w:szCs w:val="22"/>
+        </w:rPr>
+        <w:t xml:space="preserve"/>
+      </w:r>
+    </w:p>
     <w:p>
       <w:pPr>
         <w:pStyle w:val="ListParagraph"/>
@@ -2850,15 +2927,15 @@
           <w:sz w:val="22"/>
           <w:szCs w:val="22"/>
         </w:rPr>
-        <w:t xml:space="preserve">Claude не находится в App Store. </w:t>
-      </w:r>
-      <w:r>
-        <w:rPr>
-          <w:rFonts w:ascii="Arial" w:cs="Arial" w:eastAsia="Arial" w:hAnsi="Arial"/>
-          <w:sz w:val="22"/>
-          <w:szCs w:val="22"/>
-        </w:rPr>
-        <w:t xml:space="preserve">Проверьте регион: в «Настройках учётной записи» должна стоять страна «Соединённые Штаты».</w:t>
+        <w:t xml:space="preserve">Claude не находится в App Store или не скачивается. </w:t>
+      </w:r>
+      <w:r>
+        <w:rPr>
+          <w:rFonts w:ascii="Arial" w:cs="Arial" w:eastAsia="Arial" w:hAnsi="Arial"/>
+          <w:sz w:val="22"/>
+          <w:szCs w:val="22"/>
+        </w:rPr>
+        <w:t xml:space="preserve">Проверьте регион: в «Настройках учётной записи» должна стоять страна «Соединённые Штаты». Проверьте и версию iOS: нужна 18 или новее.</w:t>
       </w:r>
     </w:p>
     <w:p>
@@ -3032,6 +3109,19 @@
           <w:szCs w:val="22"/>
         </w:rPr>
         <w:t xml:space="preserve">☐  VPN включён</w:t>
+      </w:r>
+    </w:p>
+    <w:p>
+      <w:pPr>
+        <w:spacing w:after="60" w:before="0"/>
+      </w:pPr>
+      <w:r>
+        <w:rPr>
+          <w:rFonts w:ascii="Arial" w:cs="Arial" w:eastAsia="Arial" w:hAnsi="Arial"/>
+          <w:sz w:val="22"/>
+          <w:szCs w:val="22"/>
+        </w:rPr>
+        <w:t xml:space="preserve">☐  iOS 18 или новее</w:t>
       </w:r>
     </w:p>
     <w:p>
